--- a/L_13/Звіт 13 В. Стахнюк.docx
+++ b/L_13/Звіт 13 В. Стахнюк.docx
@@ -97,105 +97,6 @@
           <w:rFonts w:ascii="Times New Roman" w:hAnsi="Times New Roman" w:cs="Times New Roman"/>
           <w:sz w:val="32"/>
           <w:szCs w:val="32"/>
-        </w:rPr>
-      </w:r>
-      <w:r>
-        <w:rPr>
-          <w:rFonts w:ascii="Times New Roman" w:hAnsi="Times New Roman" w:cs="Times New Roman"/>
-          <w:sz w:val="32"/>
-          <w:szCs w:val="32"/>
-        </w:rPr>
-      </w:r>
-    </w:p>
-    <w:p>
-      <w:pPr>
-        <w:pBdr/>
-        <w:spacing w:line="360" w:lineRule="auto"/>
-        <w:ind/>
-        <w:jc w:val="center"/>
-        <w:rPr>
-          <w:rFonts w:ascii="Times New Roman" w:hAnsi="Times New Roman" w:cs="Times New Roman"/>
-          <w:b/>
-          <w:bCs/>
-          <w:sz w:val="32"/>
-          <w:szCs w:val="32"/>
-        </w:rPr>
-      </w:pPr>
-      <w:r>
-        <w:rPr>
-          <w:rFonts w:ascii="Times New Roman" w:hAnsi="Times New Roman" w:cs="Times New Roman"/>
-          <w:sz w:val="32"/>
-          <w:szCs w:val="32"/>
-        </w:rPr>
-        <w:t xml:space="preserve">Кафедра радіоелектронних пристроїв</w:t>
-      </w:r>
-      <w:r>
-        <w:rPr>
-          <w:rFonts w:ascii="Times New Roman" w:hAnsi="Times New Roman" w:cs="Times New Roman"/>
-          <w:b/>
-          <w:bCs/>
-          <w:sz w:val="32"/>
-          <w:szCs w:val="32"/>
-        </w:rPr>
-        <w:t xml:space="preserve"> </w:t>
-      </w:r>
-      <w:r>
-        <w:rPr>
-          <w:rFonts w:ascii="Times New Roman" w:hAnsi="Times New Roman" w:cs="Times New Roman"/>
-          <w:sz w:val="32"/>
-          <w:szCs w:val="32"/>
-        </w:rPr>
-        <w:t xml:space="preserve">та систем</w:t>
-      </w:r>
-      <w:r>
-        <w:rPr>
-          <w:rFonts w:ascii="Times New Roman" w:hAnsi="Times New Roman" w:cs="Times New Roman"/>
-          <w:b/>
-          <w:bCs/>
-          <w:sz w:val="32"/>
-          <w:szCs w:val="32"/>
-        </w:rPr>
-      </w:r>
-      <w:r>
-        <w:rPr>
-          <w:rFonts w:ascii="Times New Roman" w:hAnsi="Times New Roman" w:cs="Times New Roman"/>
-          <w:b/>
-          <w:bCs/>
-          <w:sz w:val="32"/>
-          <w:szCs w:val="32"/>
-        </w:rPr>
-      </w:r>
-    </w:p>
-    <w:p>
-      <w:pPr>
-        <w:pBdr/>
-        <w:spacing/>
-        <w:ind/>
-        <w:rPr>
-          <w:rFonts w:ascii="Times New Roman" w:hAnsi="Times New Roman" w:cs="Times New Roman"/>
-          <w:sz w:val="28"/>
-          <w:szCs w:val="28"/>
-        </w:rPr>
-      </w:pPr>
-      <w:r>
-        <w:rPr>
-          <w:rFonts w:ascii="Times New Roman" w:hAnsi="Times New Roman" w:cs="Times New Roman"/>
-          <w:sz w:val="28"/>
-          <w:szCs w:val="28"/>
-        </w:rPr>
-      </w:r>
-      <w:r>
-        <w:rPr>
-          <w:rFonts w:ascii="Times New Roman" w:hAnsi="Times New Roman" w:cs="Times New Roman"/>
-          <w:sz w:val="28"/>
-          <w:szCs w:val="28"/>
-        </w:rPr>
-      </w:r>
-      <w:r>
-        <w:rPr>
-          <w:rFonts w:ascii="Times New Roman" w:hAnsi="Times New Roman" w:cs="Times New Roman"/>
-          <w:sz w:val="28"/>
-          <w:szCs w:val="28"/>
         </w:rPr>
       </w:r>
     </w:p>
@@ -914,6 +815,9 @@
       </w:r>
       <w:r>
         <w:rPr>
+          <w:rFonts w:ascii="Times New Roman" w:hAnsi="Times New Roman" w:cs="Times New Roman"/>
+          <w:sz w:val="28"/>
+          <w:szCs w:val="28"/>
           <w:highlight w:val="none"/>
         </w:rPr>
       </w:r>
@@ -990,6 +894,13 @@
           <w:szCs w:val="28"/>
         </w:rPr>
       </w:r>
+      <w:r>
+        <w:rPr>
+          <w:rFonts w:ascii="Times New Roman" w:hAnsi="Times New Roman" w:cs="Times New Roman"/>
+          <w:sz w:val="28"/>
+          <w:szCs w:val="28"/>
+        </w:rPr>
+      </w:r>
     </w:p>
     <w:p>
       <w:pPr>
@@ -1013,6 +924,13 @@
       <w:r>
         <w:rPr>
           <w:rFonts w:ascii="Times New Roman" w:hAnsi="Times New Roman" w:eastAsia="Times New Roman" w:cs="Times New Roman"/>
+          <w:sz w:val="28"/>
+          <w:szCs w:val="28"/>
+        </w:rPr>
+      </w:r>
+      <w:r>
+        <w:rPr>
+          <w:rFonts w:ascii="Times New Roman" w:hAnsi="Times New Roman" w:cs="Times New Roman"/>
           <w:sz w:val="28"/>
           <w:szCs w:val="28"/>
         </w:rPr>
@@ -1113,14 +1031,6 @@
         <w:rPr>
           <w:rFonts w:ascii="Times New Roman" w:hAnsi="Times New Roman" w:eastAsia="Times New Roman" w:cs="Times New Roman"/>
           <w:b/>
-          <w:sz w:val="28"/>
-          <w:szCs w:val="28"/>
-        </w:rPr>
-      </w:r>
-      <w:r>
-        <w:rPr>
-          <w:rFonts w:ascii="Times New Roman" w:hAnsi="Times New Roman" w:eastAsia="Times New Roman" w:cs="Times New Roman"/>
-          <w:b/>
           <w:bCs/>
           <w:sz w:val="28"/>
           <w:szCs w:val="28"/>
@@ -1128,7 +1038,7 @@
       </w:r>
       <w:r>
         <w:rPr>
-          <w:rFonts w:ascii="Times New Roman" w:hAnsi="Times New Roman" w:eastAsia="Times New Roman" w:cs="Times New Roman"/>
+          <w:rFonts w:ascii="Times New Roman" w:hAnsi="Times New Roman" w:cs="Times New Roman"/>
           <w:b/>
           <w:bCs/>
           <w:sz w:val="28"/>
@@ -1147,7 +1057,12 @@
           <w:bCs/>
         </w:rPr>
       </w:pPr>
-      <w:r/>
+      <w:r>
+        <w:rPr>
+          <w:b/>
+          <w:bCs/>
+        </w:rPr>
+      </w:r>
       <w:r>
         <w:rPr>
           <w:b/>
@@ -1166,6 +1081,12 @@
           <w:bCs/>
         </w:rPr>
       </w:pPr>
+      <w:r>
+        <w:rPr>
+          <w:b/>
+          <w:bCs/>
+        </w:rPr>
+      </w:r>
       <w:r>
         <w:rPr>
           <w:b/>
@@ -1886,9 +1807,6 @@
       </w:r>
       <w:r>
         <w:rPr>
-          <w:rFonts w:ascii="Times New Roman" w:hAnsi="Times New Roman" w:cs="Times New Roman"/>
-          <w:sz w:val="28"/>
-          <w:szCs w:val="28"/>
           <w:highlight w:val="none"/>
         </w:rPr>
       </w:r>
